--- a/outputs/Entrega_3_MongoDB_CRUD_CloudLog.docx
+++ b/outputs/Entrega_3_MongoDB_CRUD_CloudLog.docx
@@ -154,7 +154,7 @@
                 <w:color w:val="172B3A"/>
                 <w:sz w:val="19"/>
               </w:rPr>
-              <w:t>Camilla Uber • João Davi • Laura Guillarducci • Manoel Valerio da Silveira Neto</w:t>
+              <w:t>Camilla Uber • João Davi • Laura Guillarducci</w:t>
             </w:r>
           </w:p>
         </w:tc>
